--- a/bio-worksheets/circulatory/循環系_血液・心臓の観察_解答.docx
+++ b/bio-worksheets/circulatory/循環系_血液・心臓の観察_解答.docx
@@ -76,7 +76,7 @@
                 </w:tcPr>
                 <w:p>
                   <w:pPr>
-                    <w:spacing w:after="0" w:before="0" w:line="260"/>
+                    <w:spacing w:after="0" w:before="0" w:line="260" w:lineRule="atLeast"/>
                   </w:pPr>
                   <w:r>
                     <w:rPr>
@@ -101,7 +101,7 @@
                 </w:p>
                 <w:p>
                   <w:pPr>
-                    <w:spacing w:after="0" w:before="0" w:line="360"/>
+                    <w:spacing w:after="0" w:before="0" w:line="360" w:lineRule="atLeast"/>
                   </w:pPr>
                   <w:r>
                     <w:rPr>
@@ -120,7 +120,7 @@
           </w:tbl>
           <w:p>
             <w:pPr>
-              <w:spacing w:after="0" w:before="0" w:line="120"/>
+              <w:spacing w:after="0" w:before="0" w:line="120" w:lineRule="atLeast"/>
             </w:pPr>
             <w:r>
               <w:rPr>
@@ -178,7 +178,7 @@
                 </w:tcPr>
                 <w:p>
                   <w:pPr>
-                    <w:spacing w:after="0" w:before="0" w:line="260"/>
+                    <w:spacing w:after="0" w:before="0" w:line="260" w:lineRule="atLeast"/>
                     <w:jc w:val="center"/>
                   </w:pPr>
                   <w:r>
@@ -210,7 +210,7 @@
                 </w:tcPr>
                 <w:p>
                   <w:pPr>
-                    <w:spacing w:after="0" w:before="0" w:line="260"/>
+                    <w:spacing w:after="0" w:before="0" w:line="260" w:lineRule="atLeast"/>
                   </w:pPr>
                   <w:r>
                     <w:rPr>
@@ -241,7 +241,7 @@
                 </w:tcPr>
                 <w:p>
                   <w:pPr>
-                    <w:spacing w:after="0" w:before="0" w:line="260"/>
+                    <w:spacing w:after="0" w:before="0" w:line="260" w:lineRule="atLeast"/>
                     <w:jc w:val="center"/>
                   </w:pPr>
                   <w:r>
@@ -273,7 +273,7 @@
                 </w:tcPr>
                 <w:p>
                   <w:pPr>
-                    <w:spacing w:after="0" w:before="0" w:line="260"/>
+                    <w:spacing w:after="0" w:before="0" w:line="260" w:lineRule="atLeast"/>
                   </w:pPr>
                   <w:r>
                     <w:rPr>
@@ -304,7 +304,7 @@
                 </w:tcPr>
                 <w:p>
                   <w:pPr>
-                    <w:spacing w:after="0" w:before="0" w:line="260"/>
+                    <w:spacing w:after="0" w:before="0" w:line="260" w:lineRule="atLeast"/>
                     <w:jc w:val="center"/>
                   </w:pPr>
                   <w:r>
@@ -336,7 +336,7 @@
                 </w:tcPr>
                 <w:p>
                   <w:pPr>
-                    <w:spacing w:after="0" w:before="0" w:line="260"/>
+                    <w:spacing w:after="0" w:before="0" w:line="260" w:lineRule="atLeast"/>
                   </w:pPr>
                   <w:r>
                     <w:rPr>
@@ -367,7 +367,7 @@
                 </w:tcPr>
                 <w:p>
                   <w:pPr>
-                    <w:spacing w:after="0" w:before="0" w:line="260"/>
+                    <w:spacing w:after="0" w:before="0" w:line="260" w:lineRule="atLeast"/>
                     <w:jc w:val="center"/>
                   </w:pPr>
                   <w:r>
@@ -399,7 +399,7 @@
                 </w:tcPr>
                 <w:p>
                   <w:pPr>
-                    <w:spacing w:after="0" w:before="0" w:line="260"/>
+                    <w:spacing w:after="0" w:before="0" w:line="260" w:lineRule="atLeast"/>
                     <w:jc w:val="center"/>
                   </w:pPr>
                   <w:r>
@@ -431,7 +431,7 @@
                 </w:tcPr>
                 <w:p>
                   <w:pPr>
-                    <w:spacing w:after="0" w:before="0" w:line="260"/>
+                    <w:spacing w:after="0" w:before="0" w:line="260" w:lineRule="atLeast"/>
                   </w:pPr>
                   <w:r>
                     <w:rPr>
@@ -451,7 +451,7 @@
                 <w:bottom w:val="single" w:color="1F4E79" w:sz="4" w:space="1"/>
                 <w:left w:val="single" w:color="1F4E79" w:sz="24" w:space="4"/>
               </w:pBdr>
-              <w:spacing w:after="40" w:before="80" w:line="260"/>
+              <w:spacing w:after="40" w:before="80" w:line="260" w:lineRule="atLeast"/>
             </w:pPr>
             <w:r>
               <w:rPr>
@@ -505,7 +505,7 @@
                 </w:tcPr>
                 <w:p>
                   <w:pPr>
-                    <w:spacing w:after="0" w:before="0" w:line="260"/>
+                    <w:spacing w:after="0" w:before="0" w:line="260" w:lineRule="atLeast"/>
                   </w:pPr>
                   <w:r>
                     <w:rPr>
@@ -528,7 +528,7 @@
                 </w:p>
                 <w:p>
                   <w:pPr>
-                    <w:spacing w:after="0" w:before="0" w:line="260"/>
+                    <w:spacing w:after="0" w:before="0" w:line="260" w:lineRule="atLeast"/>
                   </w:pPr>
                   <w:r>
                     <w:rPr>
@@ -551,7 +551,7 @@
                 </w:p>
                 <w:p>
                   <w:pPr>
-                    <w:spacing w:after="0" w:before="0" w:line="260"/>
+                    <w:spacing w:after="0" w:before="0" w:line="260" w:lineRule="atLeast"/>
                   </w:pPr>
                   <w:r>
                     <w:rPr>
@@ -574,7 +574,7 @@
                 </w:p>
                 <w:p>
                   <w:pPr>
-                    <w:spacing w:after="0" w:before="0" w:line="260"/>
+                    <w:spacing w:after="0" w:before="0" w:line="260" w:lineRule="atLeast"/>
                   </w:pPr>
                   <w:r>
                     <w:rPr>
@@ -587,7 +587,7 @@
                 </w:p>
                 <w:p>
                   <w:pPr>
-                    <w:spacing w:after="0" w:before="60" w:line="260"/>
+                    <w:spacing w:after="0" w:before="60" w:line="260" w:lineRule="atLeast"/>
                   </w:pPr>
                   <w:r>
                     <w:rPr>
@@ -602,7 +602,7 @@
                 </w:p>
                 <w:p>
                   <w:pPr>
-                    <w:spacing w:after="0" w:before="0" w:line="340"/>
+                    <w:spacing w:after="0" w:before="0" w:line="340" w:lineRule="atLeast"/>
                   </w:pPr>
                   <w:r>
                     <w:rPr>
@@ -650,7 +650,7 @@
                 </w:p>
                 <w:p>
                   <w:pPr>
-                    <w:spacing w:after="0" w:before="0" w:line="340"/>
+                    <w:spacing w:after="0" w:before="0" w:line="340" w:lineRule="atLeast"/>
                   </w:pPr>
                   <w:r>
                     <w:rPr>
@@ -778,7 +778,7 @@
                 </w:tcPr>
                 <w:p>
                   <w:pPr>
-                    <w:spacing w:after="0" w:before="0" w:line="260"/>
+                    <w:spacing w:after="0" w:before="0" w:line="260" w:lineRule="atLeast"/>
                   </w:pPr>
                   <w:r>
                     <w:rPr>
@@ -793,7 +793,7 @@
                 </w:p>
                 <w:p>
                   <w:pPr>
-                    <w:spacing w:after="0" w:before="0" w:line="260"/>
+                    <w:spacing w:after="0" w:before="0" w:line="260" w:lineRule="atLeast"/>
                   </w:pPr>
                   <w:r>
                     <w:rPr>
@@ -807,7 +807,7 @@
                 </w:p>
                 <w:p>
                   <w:pPr>
-                    <w:spacing w:after="0" w:before="0" w:line="260"/>
+                    <w:spacing w:after="0" w:before="0" w:line="260" w:lineRule="atLeast"/>
                   </w:pPr>
                   <w:r>
                     <w:rPr>
@@ -828,7 +828,7 @@
                 <w:bottom w:val="single" w:color="1F4E79" w:sz="4" w:space="1"/>
                 <w:left w:val="single" w:color="1F4E79" w:sz="24" w:space="4"/>
               </w:pBdr>
-              <w:spacing w:after="40" w:before="100" w:line="260"/>
+              <w:spacing w:after="40" w:before="100" w:line="260" w:lineRule="atLeast"/>
             </w:pPr>
             <w:r>
               <w:rPr>
@@ -844,7 +844,7 @@
           </w:p>
           <w:p>
             <w:pPr>
-              <w:spacing w:after="0" w:before="0" w:line="260"/>
+              <w:spacing w:after="0" w:before="0" w:line="260" w:lineRule="atLeast"/>
             </w:pPr>
             <w:r>
               <w:rPr>
@@ -867,7 +867,7 @@
           </w:p>
           <w:p>
             <w:pPr>
-              <w:spacing w:after="0" w:before="0" w:line="260"/>
+              <w:spacing w:after="0" w:before="0" w:line="260" w:lineRule="atLeast"/>
             </w:pPr>
             <w:r>
               <w:rPr>
@@ -890,7 +890,7 @@
           </w:p>
           <w:p>
             <w:pPr>
-              <w:spacing w:after="0" w:before="0" w:line="260"/>
+              <w:spacing w:after="0" w:before="0" w:line="260" w:lineRule="atLeast"/>
             </w:pPr>
             <w:r>
               <w:rPr>
@@ -913,7 +913,7 @@
           </w:p>
           <w:p>
             <w:pPr>
-              <w:spacing w:after="0" w:before="0" w:line="260"/>
+              <w:spacing w:after="0" w:before="0" w:line="260" w:lineRule="atLeast"/>
             </w:pPr>
             <w:r>
               <w:rPr>
@@ -928,7 +928,7 @@
           </w:p>
           <w:p>
             <w:pPr>
-              <w:spacing w:after="0" w:before="0" w:line="260"/>
+              <w:spacing w:after="0" w:before="0" w:line="260" w:lineRule="atLeast"/>
             </w:pPr>
             <w:r>
               <w:rPr>
@@ -943,7 +943,7 @@
           </w:p>
           <w:p>
             <w:pPr>
-              <w:spacing w:after="30" w:before="60" w:line="260"/>
+              <w:spacing w:after="30" w:before="60" w:line="260" w:lineRule="atLeast"/>
             </w:pPr>
             <w:r>
               <w:rPr>
@@ -1044,7 +1044,7 @@
                       </w:tcPr>
                       <w:p>
                         <w:pPr>
-                          <w:spacing w:after="0" w:before="0" w:line="260"/>
+                          <w:spacing w:after="0" w:before="0" w:line="260" w:lineRule="atLeast"/>
                           <w:jc w:val="center"/>
                         </w:pPr>
                         <w:r>
@@ -1085,7 +1085,7 @@
                       </w:tcPr>
                       <w:p>
                         <w:pPr>
-                          <w:spacing w:after="0" w:before="0" w:line="260"/>
+                          <w:spacing w:after="0" w:before="0" w:line="260" w:lineRule="atLeast"/>
                           <w:jc w:val="center"/>
                         </w:pPr>
                         <w:r>
@@ -1124,7 +1124,7 @@
                       </w:tcPr>
                       <w:p>
                         <w:pPr>
-                          <w:spacing w:after="0" w:before="0" w:line="260"/>
+                          <w:spacing w:after="0" w:before="0" w:line="260" w:lineRule="atLeast"/>
                         </w:pPr>
                         <w:r>
                           <w:rPr>
@@ -1188,7 +1188,7 @@
                       </w:tcPr>
                       <w:p>
                         <w:pPr>
-                          <w:spacing w:after="0" w:before="0" w:line="260"/>
+                          <w:spacing w:after="0" w:before="0" w:line="260" w:lineRule="atLeast"/>
                         </w:pPr>
                         <w:r>
                           <w:rPr>
@@ -1232,7 +1232,7 @@
                 </w:tcPr>
                 <w:p>
                   <w:pPr>
-                    <w:spacing w:after="0" w:before="0" w:line="260"/>
+                    <w:spacing w:after="0" w:before="0" w:line="260" w:lineRule="atLeast"/>
                   </w:pPr>
                   <w:r>
                     <w:rPr>
@@ -1301,7 +1301,7 @@
                       </w:tcPr>
                       <w:p>
                         <w:pPr>
-                          <w:spacing w:after="0" w:before="0" w:line="260"/>
+                          <w:spacing w:after="0" w:before="0" w:line="260" w:lineRule="atLeast"/>
                           <w:jc w:val="center"/>
                         </w:pPr>
                         <w:r>
@@ -1342,7 +1342,7 @@
                       </w:tcPr>
                       <w:p>
                         <w:pPr>
-                          <w:spacing w:after="0" w:before="0" w:line="260"/>
+                          <w:spacing w:after="0" w:before="0" w:line="260" w:lineRule="atLeast"/>
                           <w:jc w:val="center"/>
                         </w:pPr>
                         <w:r>
@@ -1381,7 +1381,7 @@
                       </w:tcPr>
                       <w:p>
                         <w:pPr>
-                          <w:spacing w:after="0" w:before="0" w:line="260"/>
+                          <w:spacing w:after="0" w:before="0" w:line="260" w:lineRule="atLeast"/>
                         </w:pPr>
                         <w:r>
                           <w:rPr>
@@ -1445,7 +1445,7 @@
                       </w:tcPr>
                       <w:p>
                         <w:pPr>
-                          <w:spacing w:after="0" w:before="0" w:line="260"/>
+                          <w:spacing w:after="0" w:before="0" w:line="260" w:lineRule="atLeast"/>
                         </w:pPr>
                         <w:r>
                           <w:rPr>
@@ -1489,7 +1489,7 @@
                 </w:tcPr>
                 <w:p>
                   <w:pPr>
-                    <w:spacing w:after="0" w:before="0" w:line="260"/>
+                    <w:spacing w:after="0" w:before="0" w:line="260" w:lineRule="atLeast"/>
                   </w:pPr>
                   <w:r>
                     <w:rPr>
@@ -1558,7 +1558,7 @@
                       </w:tcPr>
                       <w:p>
                         <w:pPr>
-                          <w:spacing w:after="0" w:before="0" w:line="260"/>
+                          <w:spacing w:after="0" w:before="0" w:line="260" w:lineRule="atLeast"/>
                           <w:jc w:val="center"/>
                         </w:pPr>
                         <w:r>
@@ -1599,7 +1599,7 @@
                       </w:tcPr>
                       <w:p>
                         <w:pPr>
-                          <w:spacing w:after="0" w:before="0" w:line="260"/>
+                          <w:spacing w:after="0" w:before="0" w:line="260" w:lineRule="atLeast"/>
                           <w:jc w:val="center"/>
                         </w:pPr>
                         <w:r>
@@ -1638,7 +1638,7 @@
                       </w:tcPr>
                       <w:p>
                         <w:pPr>
-                          <w:spacing w:after="0" w:before="0" w:line="260"/>
+                          <w:spacing w:after="0" w:before="0" w:line="260" w:lineRule="atLeast"/>
                         </w:pPr>
                         <w:r>
                           <w:rPr>
@@ -1702,7 +1702,7 @@
                       </w:tcPr>
                       <w:p>
                         <w:pPr>
-                          <w:spacing w:after="0" w:before="0" w:line="260"/>
+                          <w:spacing w:after="0" w:before="0" w:line="260" w:lineRule="atLeast"/>
                         </w:pPr>
                         <w:r>
                           <w:rPr>
@@ -1731,7 +1731,7 @@
           </w:tbl>
           <w:p>
             <w:pPr>
-              <w:spacing w:after="0" w:before="80" w:line="260"/>
+              <w:spacing w:after="0" w:before="80" w:line="260" w:lineRule="atLeast"/>
             </w:pPr>
             <w:r>
               <w:rPr>
@@ -1754,7 +1754,7 @@
           </w:p>
           <w:p>
             <w:pPr>
-              <w:spacing w:after="0" w:before="0" w:line="300"/>
+              <w:spacing w:after="0" w:before="0" w:line="300" w:lineRule="atLeast"/>
             </w:pPr>
             <w:r>
               <w:rPr>
@@ -1768,7 +1768,7 @@
           </w:p>
           <w:p>
             <w:pPr>
-              <w:spacing w:after="0" w:before="0" w:line="300"/>
+              <w:spacing w:after="0" w:before="0" w:line="300" w:lineRule="atLeast"/>
             </w:pPr>
             <w:r>
               <w:rPr>
@@ -1800,7 +1800,7 @@
           </w:tcPr>
           <w:p>
             <w:pPr>
-              <w:spacing w:after="0" w:before="0" w:line="260"/>
+              <w:spacing w:after="0" w:before="0" w:line="260" w:lineRule="atLeast"/>
             </w:pPr>
             <w:r>
               <w:rPr>
@@ -1835,7 +1835,7 @@
                 <w:bottom w:val="single" w:color="1F4E79" w:sz="4" w:space="1"/>
                 <w:left w:val="single" w:color="1F4E79" w:sz="24" w:space="4"/>
               </w:pBdr>
-              <w:spacing w:after="40" w:before="0" w:line="260"/>
+              <w:spacing w:after="40" w:before="0" w:line="260" w:lineRule="atLeast"/>
             </w:pPr>
             <w:r>
               <w:rPr>
@@ -1851,7 +1851,7 @@
           </w:p>
           <w:p>
             <w:pPr>
-              <w:spacing w:after="40" w:before="0" w:line="260"/>
+              <w:spacing w:after="40" w:before="0" w:line="260" w:lineRule="atLeast"/>
             </w:pPr>
             <w:r>
               <w:rPr>
@@ -1899,7 +1899,7 @@
             <w:tr>
               <w:trPr>
                 <w:cantSplit/>
-                <w:trHeight w:val="4989" w:hRule="exact"/>
+                <w:trHeight w:val="3628" w:hRule="exact"/>
               </w:trPr>
               <w:tc>
                 <w:tcPr>
@@ -1920,7 +1920,7 @@
                 </w:tcPr>
                 <w:p>
                   <w:pPr>
-                    <w:spacing w:after="0" w:before="0" w:line="260"/>
+                    <w:spacing w:after="0" w:before="0" w:line="260" w:lineRule="atLeast"/>
                     <w:jc w:val="center"/>
                   </w:pPr>
                   <w:r>
@@ -1954,7 +1954,7 @@
                 </w:tcPr>
                 <w:p>
                   <w:pPr>
-                    <w:spacing w:after="0" w:before="0" w:line="260"/>
+                    <w:spacing w:after="0" w:before="0" w:line="260" w:lineRule="atLeast"/>
                   </w:pPr>
                   <w:r>
                     <w:rPr>
@@ -1970,7 +1970,7 @@
                 </w:p>
                 <w:p>
                   <w:pPr>
-                    <w:spacing w:after="30" w:before="0" w:line="260"/>
+                    <w:spacing w:after="30" w:before="0" w:line="260" w:lineRule="atLeast"/>
                   </w:pPr>
                   <w:r>
                     <w:rPr>
@@ -1983,7 +1983,7 @@
                 </w:p>
                 <w:p>
                   <w:pPr>
-                    <w:spacing w:after="0" w:before="0" w:line="250"/>
+                    <w:spacing w:after="0" w:before="0" w:line="250" w:lineRule="atLeast"/>
                   </w:pPr>
                   <w:r>
                     <w:rPr>
@@ -1996,7 +1996,7 @@
                 </w:p>
                 <w:p>
                   <w:pPr>
-                    <w:spacing w:after="0" w:before="0" w:line="250"/>
+                    <w:spacing w:after="0" w:before="0" w:line="250" w:lineRule="atLeast"/>
                   </w:pPr>
                   <w:r>
                     <w:rPr>
@@ -2009,7 +2009,7 @@
                 </w:p>
                 <w:p>
                   <w:pPr>
-                    <w:spacing w:after="0" w:before="0" w:line="250"/>
+                    <w:spacing w:after="0" w:before="0" w:line="250" w:lineRule="atLeast"/>
                   </w:pPr>
                   <w:r>
                     <w:rPr>
@@ -2022,7 +2022,7 @@
                 </w:p>
                 <w:p>
                   <w:pPr>
-                    <w:spacing w:after="0" w:before="0" w:line="250"/>
+                    <w:spacing w:after="0" w:before="0" w:line="250" w:lineRule="atLeast"/>
                   </w:pPr>
                   <w:r>
                     <w:rPr>
@@ -2035,7 +2035,7 @@
                 </w:p>
                 <w:p>
                   <w:pPr>
-                    <w:spacing w:after="0" w:before="0" w:line="250"/>
+                    <w:spacing w:after="0" w:before="0" w:line="250" w:lineRule="atLeast"/>
                   </w:pPr>
                   <w:r>
                     <w:rPr>
@@ -2048,7 +2048,7 @@
                 </w:p>
                 <w:p>
                   <w:pPr>
-                    <w:spacing w:after="0" w:before="0" w:line="250"/>
+                    <w:spacing w:after="0" w:before="0" w:line="250" w:lineRule="atLeast"/>
                   </w:pPr>
                   <w:r>
                     <w:rPr>
@@ -2061,7 +2061,7 @@
                 </w:p>
                 <w:p>
                   <w:pPr>
-                    <w:spacing w:after="0" w:before="0" w:line="250"/>
+                    <w:spacing w:after="0" w:before="0" w:line="250" w:lineRule="atLeast"/>
                   </w:pPr>
                   <w:r>
                     <w:rPr>
@@ -2074,7 +2074,7 @@
                 </w:p>
                 <w:p>
                   <w:pPr>
-                    <w:spacing w:after="0" w:before="0" w:line="260"/>
+                    <w:spacing w:after="0" w:before="0" w:line="260" w:lineRule="atLeast"/>
                   </w:pPr>
                   <w:r>
                     <w:rPr>
@@ -2087,7 +2087,7 @@
                 </w:p>
                 <w:p>
                   <w:pPr>
-                    <w:spacing w:after="0" w:before="0" w:line="250"/>
+                    <w:spacing w:after="0" w:before="0" w:line="250" w:lineRule="atLeast"/>
                   </w:pPr>
                   <w:r>
                     <w:rPr>
@@ -2100,7 +2100,7 @@
                 </w:p>
                 <w:p>
                   <w:pPr>
-                    <w:spacing w:after="0" w:before="0" w:line="260"/>
+                    <w:spacing w:after="0" w:before="0" w:line="260" w:lineRule="atLeast"/>
                   </w:pPr>
                   <w:r>
                     <w:rPr>
@@ -2119,7 +2119,7 @@
               <w:pBdr>
                 <w:bottom w:val="dotted" w:color="AAAAAA" w:sz="4"/>
               </w:pBdr>
-              <w:spacing w:after="0" w:before="50" w:line="360"/>
+              <w:spacing w:after="0" w:before="50" w:line="360" w:lineRule="atLeast"/>
             </w:pPr>
             <w:r>
               <w:rPr>
@@ -2147,7 +2147,7 @@
                 <w:bottom w:val="single" w:color="1F4E79" w:sz="4" w:space="1"/>
                 <w:left w:val="single" w:color="1F4E79" w:sz="24" w:space="4"/>
               </w:pBdr>
-              <w:spacing w:after="40" w:before="120" w:line="260"/>
+              <w:spacing w:after="40" w:before="120" w:line="260" w:lineRule="atLeast"/>
             </w:pPr>
             <w:r>
               <w:rPr>
@@ -2158,12 +2158,12 @@
                 <w:sz w:val="22"/>
                 <w:szCs w:val="22"/>
               </w:rPr>
-              <w:t xml:space="preserve">まとめ　実験から生物基礎の知識へ</w:t>
+              <w:t xml:space="preserve">まとめ</w:t>
             </w:r>
           </w:p>
           <w:p>
             <w:pPr>
-              <w:spacing w:after="20" w:before="40" w:line="260"/>
+              <w:spacing w:after="20" w:before="40" w:line="260" w:lineRule="atLeast"/>
             </w:pPr>
             <w:r>
               <w:rPr>
@@ -2174,12 +2174,12 @@
                 <w:sz w:val="18"/>
                 <w:szCs w:val="18"/>
               </w:rPr>
-              <w:t xml:space="preserve">1. 血液の成分　〔Ⅰとつなげる〕</w:t>
+              <w:t xml:space="preserve">1. 血液の成分　＜実験Ⅰ＞</w:t>
             </w:r>
           </w:p>
           <w:p>
             <w:pPr>
-              <w:spacing w:after="0" w:before="0" w:line="260"/>
+              <w:spacing w:after="0" w:before="0" w:line="260" w:lineRule="atLeast"/>
             </w:pPr>
             <w:r>
               <w:rPr>
@@ -2338,7 +2338,7 @@
                 </w:tcPr>
                 <w:p>
                   <w:pPr>
-                    <w:spacing w:after="0" w:before="0" w:line="260"/>
+                    <w:spacing w:after="0" w:before="0" w:line="260" w:lineRule="atLeast"/>
                     <w:jc w:val="center"/>
                   </w:pPr>
                   <w:r>
@@ -2373,7 +2373,7 @@
                 </w:tcPr>
                 <w:p>
                   <w:pPr>
-                    <w:spacing w:after="0" w:before="0" w:line="260"/>
+                    <w:spacing w:after="0" w:before="0" w:line="260" w:lineRule="atLeast"/>
                     <w:jc w:val="center"/>
                   </w:pPr>
                   <w:r>
@@ -2408,7 +2408,7 @@
                 </w:tcPr>
                 <w:p>
                   <w:pPr>
-                    <w:spacing w:after="0" w:before="0" w:line="260"/>
+                    <w:spacing w:after="0" w:before="0" w:line="260" w:lineRule="atLeast"/>
                     <w:jc w:val="center"/>
                   </w:pPr>
                   <w:r>
@@ -2443,7 +2443,7 @@
                 </w:tcPr>
                 <w:p>
                   <w:pPr>
-                    <w:spacing w:after="0" w:before="0" w:line="260"/>
+                    <w:spacing w:after="0" w:before="0" w:line="260" w:lineRule="atLeast"/>
                     <w:jc w:val="center"/>
                   </w:pPr>
                   <w:r>
@@ -2483,7 +2483,7 @@
                 </w:tcPr>
                 <w:p>
                   <w:pPr>
-                    <w:spacing w:after="0" w:before="0" w:line="260"/>
+                    <w:spacing w:after="0" w:before="0" w:line="260" w:lineRule="atLeast"/>
                     <w:jc w:val="center"/>
                   </w:pPr>
                   <w:r>
@@ -2515,7 +2515,7 @@
                 </w:tcPr>
                 <w:p>
                   <w:pPr>
-                    <w:spacing w:after="0" w:before="0" w:line="260"/>
+                    <w:spacing w:after="0" w:before="0" w:line="260" w:lineRule="atLeast"/>
                     <w:jc w:val="center"/>
                   </w:pPr>
                   <w:r>
@@ -2566,7 +2566,7 @@
                 </w:tcPr>
                 <w:p>
                   <w:pPr>
-                    <w:spacing w:after="0" w:before="0" w:line="260"/>
+                    <w:spacing w:after="0" w:before="0" w:line="260" w:lineRule="atLeast"/>
                     <w:jc w:val="center"/>
                   </w:pPr>
                   <w:r>
@@ -2598,7 +2598,7 @@
                 </w:tcPr>
                 <w:p>
                   <w:pPr>
-                    <w:spacing w:after="0" w:before="0" w:line="260"/>
+                    <w:spacing w:after="0" w:before="0" w:line="260" w:lineRule="atLeast"/>
                   </w:pPr>
                   <w:r>
                     <w:rPr>
@@ -2662,7 +2662,7 @@
                 </w:tcPr>
                 <w:p>
                   <w:pPr>
-                    <w:spacing w:after="0" w:before="0" w:line="260"/>
+                    <w:spacing w:after="0" w:before="0" w:line="260" w:lineRule="atLeast"/>
                     <w:jc w:val="center"/>
                   </w:pPr>
                   <w:r>
@@ -2694,7 +2694,7 @@
                 </w:tcPr>
                 <w:p>
                   <w:pPr>
-                    <w:spacing w:after="0" w:before="0" w:line="260"/>
+                    <w:spacing w:after="0" w:before="0" w:line="260" w:lineRule="atLeast"/>
                     <w:jc w:val="center"/>
                   </w:pPr>
                   <w:r>
@@ -2745,7 +2745,7 @@
                 </w:tcPr>
                 <w:p>
                   <w:pPr>
-                    <w:spacing w:after="0" w:before="0" w:line="260"/>
+                    <w:spacing w:after="0" w:before="0" w:line="260" w:lineRule="atLeast"/>
                     <w:jc w:val="center"/>
                   </w:pPr>
                   <w:r>
@@ -2777,7 +2777,7 @@
                 </w:tcPr>
                 <w:p>
                   <w:pPr>
-                    <w:spacing w:after="0" w:before="0" w:line="260"/>
+                    <w:spacing w:after="0" w:before="0" w:line="260" w:lineRule="atLeast"/>
                   </w:pPr>
                   <w:r>
                     <w:rPr>
@@ -2833,7 +2833,7 @@
                 </w:tcPr>
                 <w:p>
                   <w:pPr>
-                    <w:spacing w:after="0" w:before="0" w:line="260"/>
+                    <w:spacing w:after="0" w:before="0" w:line="260" w:lineRule="atLeast"/>
                     <w:jc w:val="center"/>
                   </w:pPr>
                   <w:r>
@@ -2865,7 +2865,7 @@
                 </w:tcPr>
                 <w:p>
                   <w:pPr>
-                    <w:spacing w:after="0" w:before="0" w:line="260"/>
+                    <w:spacing w:after="0" w:before="0" w:line="260" w:lineRule="atLeast"/>
                     <w:jc w:val="center"/>
                   </w:pPr>
                   <w:r>
@@ -2916,7 +2916,7 @@
                 </w:tcPr>
                 <w:p>
                   <w:pPr>
-                    <w:spacing w:after="0" w:before="0" w:line="260"/>
+                    <w:spacing w:after="0" w:before="0" w:line="260" w:lineRule="atLeast"/>
                     <w:jc w:val="center"/>
                   </w:pPr>
                   <w:r>
@@ -2948,7 +2948,7 @@
                 </w:tcPr>
                 <w:p>
                   <w:pPr>
-                    <w:spacing w:after="0" w:before="0" w:line="260"/>
+                    <w:spacing w:after="0" w:before="0" w:line="260" w:lineRule="atLeast"/>
                   </w:pPr>
                   <w:r>
                     <w:rPr>
@@ -3004,7 +3004,7 @@
                 </w:tcPr>
                 <w:p>
                   <w:pPr>
-                    <w:spacing w:after="0" w:before="0" w:line="260"/>
+                    <w:spacing w:after="0" w:before="0" w:line="260" w:lineRule="atLeast"/>
                     <w:jc w:val="center"/>
                   </w:pPr>
                   <w:r>
@@ -3036,7 +3036,7 @@
                 </w:tcPr>
                 <w:p>
                   <w:pPr>
-                    <w:spacing w:after="0" w:before="0" w:line="260"/>
+                    <w:spacing w:after="0" w:before="0" w:line="260" w:lineRule="atLeast"/>
                     <w:jc w:val="center"/>
                   </w:pPr>
                   <w:r>
@@ -3068,7 +3068,7 @@
                 </w:tcPr>
                 <w:p>
                   <w:pPr>
-                    <w:spacing w:after="0" w:before="0" w:line="260"/>
+                    <w:spacing w:after="0" w:before="0" w:line="260" w:lineRule="atLeast"/>
                     <w:jc w:val="center"/>
                   </w:pPr>
                   <w:r>
@@ -3100,7 +3100,7 @@
                 </w:tcPr>
                 <w:p>
                   <w:pPr>
-                    <w:spacing w:after="0" w:before="0" w:line="260"/>
+                    <w:spacing w:after="0" w:before="0" w:line="260" w:lineRule="atLeast"/>
                   </w:pPr>
                   <w:r>
                     <w:rPr>
@@ -3116,7 +3116,7 @@
           </w:tbl>
           <w:p>
             <w:pPr>
-              <w:spacing w:after="20" w:before="40" w:line="260"/>
+              <w:spacing w:after="20" w:before="40" w:line="260" w:lineRule="atLeast"/>
             </w:pPr>
             <w:r>
               <w:rPr>
@@ -3127,12 +3127,12 @@
                 <w:sz w:val="18"/>
                 <w:szCs w:val="18"/>
               </w:rPr>
-              <w:t xml:space="preserve">2. ヘモグロビンと血液の色　〔Ⅱとつなげる〕</w:t>
+              <w:t xml:space="preserve">2. ヘモグロビンと血液の色　＜実験Ⅱ＞</w:t>
             </w:r>
           </w:p>
           <w:p>
             <w:pPr>
-              <w:spacing w:after="0" w:before="0" w:line="260"/>
+              <w:spacing w:after="0" w:before="0" w:line="260" w:lineRule="atLeast"/>
             </w:pPr>
             <w:r>
               <w:rPr>
@@ -3180,7 +3180,7 @@
           </w:p>
           <w:p>
             <w:pPr>
-              <w:spacing w:after="0" w:before="0" w:line="260"/>
+              <w:spacing w:after="0" w:before="0" w:line="260" w:lineRule="atLeast"/>
             </w:pPr>
             <w:r>
               <w:rPr>
@@ -3280,7 +3280,7 @@
           </w:p>
           <w:p>
             <w:pPr>
-              <w:spacing w:after="0" w:before="0" w:line="260"/>
+              <w:spacing w:after="0" w:before="0" w:line="260" w:lineRule="atLeast"/>
             </w:pPr>
             <w:r>
               <w:rPr>
@@ -3345,7 +3345,7 @@
           </w:p>
           <w:p>
             <w:pPr>
-              <w:spacing w:after="0" w:before="0" w:line="260"/>
+              <w:spacing w:after="0" w:before="0" w:line="260" w:lineRule="atLeast"/>
             </w:pPr>
             <w:r>
               <w:rPr>
@@ -3498,7 +3498,7 @@
           </w:p>
           <w:p>
             <w:pPr>
-              <w:spacing w:after="0" w:before="0" w:line="260"/>
+              <w:spacing w:after="0" w:before="0" w:line="260" w:lineRule="atLeast"/>
             </w:pPr>
             <w:r>
               <w:rPr>
@@ -3581,7 +3581,7 @@
           </w:p>
           <w:p>
             <w:pPr>
-              <w:spacing w:after="20" w:before="40" w:line="260"/>
+              <w:spacing w:after="20" w:before="40" w:line="260" w:lineRule="atLeast"/>
             </w:pPr>
             <w:r>
               <w:rPr>
@@ -3592,433 +3592,618 @@
                 <w:sz w:val="18"/>
                 <w:szCs w:val="18"/>
               </w:rPr>
-              <w:t xml:space="preserve">3. 心臓・血管のつくり　〔Ⅲとつなげる〕</w:t>
+              <w:t xml:space="preserve">3. 心臓・血管のつくり　＜実験Ⅲ＞</w:t>
             </w:r>
           </w:p>
-          <w:p>
-            <w:pPr>
-              <w:spacing w:after="0" w:before="0" w:line="260"/>
-            </w:pPr>
-            <w:r>
-              <w:rPr>
-                <w:rFonts w:ascii="BIZ UDゴシック" w:cs="BIZ UDゴシック" w:eastAsia="BIZ UDゴシック" w:hAnsi="BIZ UDゴシック"/>
-                <w:sz w:val="18"/>
-                <w:szCs w:val="18"/>
-              </w:rPr>
-              <w:t xml:space="preserve">◇</w:t>
-            </w:r>
-            <w:r>
-              <w:rPr>
-                <w:rFonts w:ascii="BIZ UDゴシック" w:cs="BIZ UDゴシック" w:eastAsia="BIZ UDゴシック" w:hAnsi="BIZ UDゴシック"/>
-                <w:sz w:val="18"/>
-                <w:szCs w:val="18"/>
-              </w:rPr>
-              <w:t xml:space="preserve">（ </w:t>
-            </w:r>
-            <w:r>
-              <w:rPr>
-                <w:rFonts w:ascii="BIZ UDゴシック" w:cs="BIZ UDゴシック" w:eastAsia="BIZ UDゴシック" w:hAnsi="BIZ UDゴシック"/>
-                <w:b/>
-                <w:bCs/>
-                <w:color w:val="C00000"/>
-                <w:sz w:val="18"/>
-                <w:szCs w:val="18"/>
-              </w:rPr>
-              <w:t xml:space="preserve">心房</w:t>
-            </w:r>
-            <w:r>
-              <w:rPr>
-                <w:rFonts w:ascii="BIZ UDゴシック" w:cs="BIZ UDゴシック" w:eastAsia="BIZ UDゴシック" w:hAnsi="BIZ UDゴシック"/>
-                <w:sz w:val="18"/>
-                <w:szCs w:val="18"/>
-              </w:rPr>
-              <w:t xml:space="preserve"> ）</w:t>
-            </w:r>
-            <w:r>
-              <w:rPr>
-                <w:rFonts w:ascii="BIZ UDゴシック" w:cs="BIZ UDゴシック" w:eastAsia="BIZ UDゴシック" w:hAnsi="BIZ UDゴシック"/>
-                <w:sz w:val="18"/>
-                <w:szCs w:val="18"/>
-              </w:rPr>
-              <w:t xml:space="preserve">：肺や全身から戻ってきた血液を心室に送り出す。</w:t>
-            </w:r>
-            <w:r>
-              <w:rPr>
-                <w:rFonts w:ascii="BIZ UDゴシック" w:cs="BIZ UDゴシック" w:eastAsia="BIZ UDゴシック" w:hAnsi="BIZ UDゴシック"/>
-                <w:sz w:val="18"/>
-                <w:szCs w:val="18"/>
-              </w:rPr>
-              <w:t xml:space="preserve">（ </w:t>
-            </w:r>
-            <w:r>
-              <w:rPr>
-                <w:rFonts w:ascii="BIZ UDゴシック" w:cs="BIZ UDゴシック" w:eastAsia="BIZ UDゴシック" w:hAnsi="BIZ UDゴシック"/>
-                <w:b/>
-                <w:bCs/>
-                <w:color w:val="C00000"/>
-                <w:sz w:val="18"/>
-                <w:szCs w:val="18"/>
-              </w:rPr>
-              <w:t xml:space="preserve">心室</w:t>
-            </w:r>
-            <w:r>
-              <w:rPr>
-                <w:rFonts w:ascii="BIZ UDゴシック" w:cs="BIZ UDゴシック" w:eastAsia="BIZ UDゴシック" w:hAnsi="BIZ UDゴシック"/>
-                <w:sz w:val="18"/>
-                <w:szCs w:val="18"/>
-              </w:rPr>
-              <w:t xml:space="preserve"> ）</w:t>
-            </w:r>
-            <w:r>
-              <w:rPr>
-                <w:rFonts w:ascii="BIZ UDゴシック" w:cs="BIZ UDゴシック" w:eastAsia="BIZ UDゴシック" w:hAnsi="BIZ UDゴシック"/>
-                <w:sz w:val="18"/>
-                <w:szCs w:val="18"/>
-              </w:rPr>
-              <w:t xml:space="preserve">：肺や全身に血液を送り出す。</w:t>
-            </w:r>
-          </w:p>
-          <w:p>
-            <w:pPr>
-              <w:spacing w:after="0" w:before="0" w:line="260"/>
-            </w:pPr>
-            <w:r>
-              <w:rPr>
-                <w:rFonts w:ascii="BIZ UDゴシック" w:cs="BIZ UDゴシック" w:eastAsia="BIZ UDゴシック" w:hAnsi="BIZ UDゴシック"/>
-                <w:sz w:val="18"/>
-                <w:szCs w:val="18"/>
-              </w:rPr>
-              <w:t xml:space="preserve">◇</w:t>
-            </w:r>
-            <w:r>
-              <w:rPr>
-                <w:rFonts w:ascii="BIZ UDゴシック" w:cs="BIZ UDゴシック" w:eastAsia="BIZ UDゴシック" w:hAnsi="BIZ UDゴシック"/>
-                <w:sz w:val="18"/>
-                <w:szCs w:val="18"/>
-              </w:rPr>
-              <w:t xml:space="preserve">（ </w:t>
-            </w:r>
-            <w:r>
-              <w:rPr>
-                <w:rFonts w:ascii="BIZ UDゴシック" w:cs="BIZ UDゴシック" w:eastAsia="BIZ UDゴシック" w:hAnsi="BIZ UDゴシック"/>
-                <w:b/>
-                <w:bCs/>
-                <w:color w:val="C00000"/>
-                <w:sz w:val="18"/>
-                <w:szCs w:val="18"/>
-              </w:rPr>
-              <w:t xml:space="preserve">洞房結節</w:t>
-            </w:r>
-            <w:r>
-              <w:rPr>
-                <w:rFonts w:ascii="BIZ UDゴシック" w:cs="BIZ UDゴシック" w:eastAsia="BIZ UDゴシック" w:hAnsi="BIZ UDゴシック"/>
-                <w:sz w:val="18"/>
-                <w:szCs w:val="18"/>
-              </w:rPr>
-              <w:t xml:space="preserve"> ）</w:t>
-            </w:r>
-            <w:r>
-              <w:rPr>
-                <w:rFonts w:ascii="BIZ UDゴシック" w:cs="BIZ UDゴシック" w:eastAsia="BIZ UDゴシック" w:hAnsi="BIZ UDゴシック"/>
-                <w:sz w:val="18"/>
-                <w:szCs w:val="18"/>
-              </w:rPr>
-              <w:t xml:space="preserve">（ペースメーカー）：規則的な電気信号を発生し、収縮のリズムをつくる。</w:t>
-            </w:r>
-          </w:p>
-          <w:p>
-            <w:pPr>
-              <w:spacing w:after="0" w:before="0" w:line="260"/>
-            </w:pPr>
-            <w:r>
-              <w:rPr>
-                <w:rFonts w:ascii="BIZ UDゴシック" w:cs="BIZ UDゴシック" w:eastAsia="BIZ UDゴシック" w:hAnsi="BIZ UDゴシック"/>
-                <w:sz w:val="18"/>
-                <w:szCs w:val="18"/>
-              </w:rPr>
-              <w:t xml:space="preserve">◇ 動脈は高い血圧に耐えるため壁が</w:t>
-            </w:r>
-            <w:r>
-              <w:rPr>
-                <w:rFonts w:ascii="BIZ UDゴシック" w:cs="BIZ UDゴシック" w:eastAsia="BIZ UDゴシック" w:hAnsi="BIZ UDゴシック"/>
-                <w:sz w:val="18"/>
-                <w:szCs w:val="18"/>
-              </w:rPr>
-              <w:t xml:space="preserve">（ </w:t>
-            </w:r>
-            <w:r>
-              <w:rPr>
-                <w:rFonts w:ascii="BIZ UDゴシック" w:cs="BIZ UDゴシック" w:eastAsia="BIZ UDゴシック" w:hAnsi="BIZ UDゴシック"/>
-                <w:b/>
-                <w:bCs/>
-                <w:color w:val="C00000"/>
-                <w:sz w:val="18"/>
-                <w:szCs w:val="18"/>
-              </w:rPr>
-              <w:t xml:space="preserve">厚い</w:t>
-            </w:r>
-            <w:r>
-              <w:rPr>
-                <w:rFonts w:ascii="BIZ UDゴシック" w:cs="BIZ UDゴシック" w:eastAsia="BIZ UDゴシック" w:hAnsi="BIZ UDゴシック"/>
-                <w:sz w:val="18"/>
-                <w:szCs w:val="18"/>
-              </w:rPr>
-              <w:t xml:space="preserve"> ）</w:t>
-            </w:r>
-            <w:r>
-              <w:rPr>
-                <w:rFonts w:ascii="BIZ UDゴシック" w:cs="BIZ UDゴシック" w:eastAsia="BIZ UDゴシック" w:hAnsi="BIZ UDゴシック"/>
-                <w:sz w:val="18"/>
-                <w:szCs w:val="18"/>
-              </w:rPr>
-              <w:t xml:space="preserve">。静脈には逆流を防ぐ</w:t>
-            </w:r>
-            <w:r>
-              <w:rPr>
-                <w:rFonts w:ascii="BIZ UDゴシック" w:cs="BIZ UDゴシック" w:eastAsia="BIZ UDゴシック" w:hAnsi="BIZ UDゴシック"/>
-                <w:sz w:val="18"/>
-                <w:szCs w:val="18"/>
-              </w:rPr>
-              <w:t xml:space="preserve">（ </w:t>
-            </w:r>
-            <w:r>
-              <w:rPr>
-                <w:rFonts w:ascii="BIZ UDゴシック" w:cs="BIZ UDゴシック" w:eastAsia="BIZ UDゴシック" w:hAnsi="BIZ UDゴシック"/>
-                <w:b/>
-                <w:bCs/>
-                <w:color w:val="C00000"/>
-                <w:sz w:val="18"/>
-                <w:szCs w:val="18"/>
-              </w:rPr>
-              <w:t xml:space="preserve">弁</w:t>
-            </w:r>
-            <w:r>
-              <w:rPr>
-                <w:rFonts w:ascii="BIZ UDゴシック" w:cs="BIZ UDゴシック" w:eastAsia="BIZ UDゴシック" w:hAnsi="BIZ UDゴシック"/>
-                <w:sz w:val="18"/>
-                <w:szCs w:val="18"/>
-              </w:rPr>
-              <w:t xml:space="preserve"> ）</w:t>
-            </w:r>
-            <w:r>
-              <w:rPr>
-                <w:rFonts w:ascii="BIZ UDゴシック" w:cs="BIZ UDゴシック" w:eastAsia="BIZ UDゴシック" w:hAnsi="BIZ UDゴシック"/>
-                <w:sz w:val="18"/>
-                <w:szCs w:val="18"/>
-              </w:rPr>
-              <w:t xml:space="preserve">がある。</w:t>
-            </w:r>
-          </w:p>
-          <w:p>
-            <w:pPr>
-              <w:spacing w:after="0" w:before="0" w:line="260"/>
-            </w:pPr>
-            <w:r>
-              <w:rPr>
-                <w:rFonts w:ascii="BIZ UDゴシック" w:cs="BIZ UDゴシック" w:eastAsia="BIZ UDゴシック" w:hAnsi="BIZ UDゴシック"/>
-                <w:sz w:val="18"/>
-                <w:szCs w:val="18"/>
-              </w:rPr>
-              <w:t xml:space="preserve">◇ 血液の流れ　肺循環：右心室→</w:t>
-            </w:r>
-            <w:r>
-              <w:rPr>
-                <w:rFonts w:ascii="BIZ UDゴシック" w:cs="BIZ UDゴシック" w:eastAsia="BIZ UDゴシック" w:hAnsi="BIZ UDゴシック"/>
-                <w:sz w:val="18"/>
-                <w:szCs w:val="18"/>
-              </w:rPr>
-              <w:t xml:space="preserve">（ </w:t>
-            </w:r>
-            <w:r>
-              <w:rPr>
-                <w:rFonts w:ascii="BIZ UDゴシック" w:cs="BIZ UDゴシック" w:eastAsia="BIZ UDゴシック" w:hAnsi="BIZ UDゴシック"/>
-                <w:b/>
-                <w:bCs/>
-                <w:color w:val="C00000"/>
-                <w:sz w:val="18"/>
-                <w:szCs w:val="18"/>
-              </w:rPr>
-              <w:t xml:space="preserve">肺動脈</w:t>
-            </w:r>
-            <w:r>
-              <w:rPr>
-                <w:rFonts w:ascii="BIZ UDゴシック" w:cs="BIZ UDゴシック" w:eastAsia="BIZ UDゴシック" w:hAnsi="BIZ UDゴシック"/>
-                <w:sz w:val="18"/>
-                <w:szCs w:val="18"/>
-              </w:rPr>
-              <w:t xml:space="preserve"> ）</w:t>
-            </w:r>
-            <w:r>
-              <w:rPr>
-                <w:rFonts w:ascii="BIZ UDゴシック" w:cs="BIZ UDゴシック" w:eastAsia="BIZ UDゴシック" w:hAnsi="BIZ UDゴシック"/>
-                <w:sz w:val="18"/>
-                <w:szCs w:val="18"/>
-              </w:rPr>
-              <w:t xml:space="preserve">→肺→</w:t>
-            </w:r>
-            <w:r>
-              <w:rPr>
-                <w:rFonts w:ascii="BIZ UDゴシック" w:cs="BIZ UDゴシック" w:eastAsia="BIZ UDゴシック" w:hAnsi="BIZ UDゴシック"/>
-                <w:sz w:val="18"/>
-                <w:szCs w:val="18"/>
-              </w:rPr>
-              <w:t xml:space="preserve">（ </w:t>
-            </w:r>
-            <w:r>
-              <w:rPr>
-                <w:rFonts w:ascii="BIZ UDゴシック" w:cs="BIZ UDゴシック" w:eastAsia="BIZ UDゴシック" w:hAnsi="BIZ UDゴシック"/>
-                <w:b/>
-                <w:bCs/>
-                <w:color w:val="C00000"/>
-                <w:sz w:val="18"/>
-                <w:szCs w:val="18"/>
-              </w:rPr>
-              <w:t xml:space="preserve">肺静脈</w:t>
-            </w:r>
-            <w:r>
-              <w:rPr>
-                <w:rFonts w:ascii="BIZ UDゴシック" w:cs="BIZ UDゴシック" w:eastAsia="BIZ UDゴシック" w:hAnsi="BIZ UDゴシック"/>
-                <w:sz w:val="18"/>
-                <w:szCs w:val="18"/>
-              </w:rPr>
-              <w:t xml:space="preserve"> ）</w:t>
-            </w:r>
-            <w:r>
-              <w:rPr>
-                <w:rFonts w:ascii="BIZ UDゴシック" w:cs="BIZ UDゴシック" w:eastAsia="BIZ UDゴシック" w:hAnsi="BIZ UDゴシック"/>
-                <w:sz w:val="18"/>
-                <w:szCs w:val="18"/>
-              </w:rPr>
-              <w:t xml:space="preserve">→左心房</w:t>
-            </w:r>
-          </w:p>
-          <w:p>
-            <w:pPr>
-              <w:spacing w:after="0" w:before="0" w:line="260"/>
-            </w:pPr>
-            <w:r>
-              <w:rPr>
-                <w:rFonts w:ascii="BIZ UDゴシック" w:cs="BIZ UDゴシック" w:eastAsia="BIZ UDゴシック" w:hAnsi="BIZ UDゴシック"/>
-                <w:sz w:val="18"/>
-                <w:szCs w:val="18"/>
-              </w:rPr>
-              <w:t xml:space="preserve">　　　　　　　 体循環：左心室→</w:t>
-            </w:r>
-            <w:r>
-              <w:rPr>
-                <w:rFonts w:ascii="BIZ UDゴシック" w:cs="BIZ UDゴシック" w:eastAsia="BIZ UDゴシック" w:hAnsi="BIZ UDゴシック"/>
-                <w:sz w:val="18"/>
-                <w:szCs w:val="18"/>
-              </w:rPr>
-              <w:t xml:space="preserve">（ </w:t>
-            </w:r>
-            <w:r>
-              <w:rPr>
-                <w:rFonts w:ascii="BIZ UDゴシック" w:cs="BIZ UDゴシック" w:eastAsia="BIZ UDゴシック" w:hAnsi="BIZ UDゴシック"/>
-                <w:b/>
-                <w:bCs/>
-                <w:color w:val="C00000"/>
-                <w:sz w:val="18"/>
-                <w:szCs w:val="18"/>
-              </w:rPr>
-              <w:t xml:space="preserve">大動脈</w:t>
-            </w:r>
-            <w:r>
-              <w:rPr>
-                <w:rFonts w:ascii="BIZ UDゴシック" w:cs="BIZ UDゴシック" w:eastAsia="BIZ UDゴシック" w:hAnsi="BIZ UDゴシック"/>
-                <w:sz w:val="18"/>
-                <w:szCs w:val="18"/>
-              </w:rPr>
-              <w:t xml:space="preserve"> ）</w:t>
-            </w:r>
-            <w:r>
-              <w:rPr>
-                <w:rFonts w:ascii="BIZ UDゴシック" w:cs="BIZ UDゴシック" w:eastAsia="BIZ UDゴシック" w:hAnsi="BIZ UDゴシック"/>
-                <w:sz w:val="18"/>
-                <w:szCs w:val="18"/>
-              </w:rPr>
-              <w:t xml:space="preserve">→全身→</w:t>
-            </w:r>
-            <w:r>
-              <w:rPr>
-                <w:rFonts w:ascii="BIZ UDゴシック" w:cs="BIZ UDゴシック" w:eastAsia="BIZ UDゴシック" w:hAnsi="BIZ UDゴシック"/>
-                <w:sz w:val="18"/>
-                <w:szCs w:val="18"/>
-              </w:rPr>
-              <w:t xml:space="preserve">（ </w:t>
-            </w:r>
-            <w:r>
-              <w:rPr>
-                <w:rFonts w:ascii="BIZ UDゴシック" w:cs="BIZ UDゴシック" w:eastAsia="BIZ UDゴシック" w:hAnsi="BIZ UDゴシック"/>
-                <w:b/>
-                <w:bCs/>
-                <w:color w:val="C00000"/>
-                <w:sz w:val="18"/>
-                <w:szCs w:val="18"/>
-              </w:rPr>
-              <w:t xml:space="preserve">大静脈</w:t>
-            </w:r>
-            <w:r>
-              <w:rPr>
-                <w:rFonts w:ascii="BIZ UDゴシック" w:cs="BIZ UDゴシック" w:eastAsia="BIZ UDゴシック" w:hAnsi="BIZ UDゴシック"/>
-                <w:sz w:val="18"/>
-                <w:szCs w:val="18"/>
-              </w:rPr>
-              <w:t xml:space="preserve"> ）</w:t>
-            </w:r>
-            <w:r>
-              <w:rPr>
-                <w:rFonts w:ascii="BIZ UDゴシック" w:cs="BIZ UDゴシック" w:eastAsia="BIZ UDゴシック" w:hAnsi="BIZ UDゴシック"/>
-                <w:sz w:val="18"/>
-                <w:szCs w:val="18"/>
-              </w:rPr>
-              <w:t xml:space="preserve">→右心房</w:t>
-            </w:r>
-          </w:p>
-          <w:p>
-            <w:pPr>
-              <w:spacing w:after="0" w:before="40" w:line="260"/>
-            </w:pPr>
-            <w:r>
-              <w:rPr>
-                <w:rFonts w:ascii="BIZ UDゴシック" w:cs="BIZ UDゴシック" w:eastAsia="BIZ UDゴシック" w:hAnsi="BIZ UDゴシック"/>
-                <w:b/>
-                <w:bCs/>
-                <w:color w:val="1F4E79"/>
-                <w:sz w:val="18"/>
-                <w:szCs w:val="18"/>
-              </w:rPr>
-              <w:t xml:space="preserve">考えよう</w:t>
-            </w:r>
-            <w:r>
-              <w:rPr>
-                <w:rFonts w:ascii="BIZ UDゴシック" w:cs="BIZ UDゴシック" w:eastAsia="BIZ UDゴシック" w:hAnsi="BIZ UDゴシック"/>
-                <w:sz w:val="16"/>
-                <w:szCs w:val="16"/>
-              </w:rPr>
-              <w:t xml:space="preserve">　左心室の壁が右心室より厚いのはなぜか。</w:t>
-            </w:r>
-          </w:p>
-          <w:p>
-            <w:pPr>
-              <w:spacing w:after="0" w:before="0" w:line="300"/>
-            </w:pPr>
-            <w:r>
-              <w:rPr>
-                <w:rFonts w:ascii="BIZ UDゴシック" w:cs="BIZ UDゴシック" w:eastAsia="BIZ UDゴシック" w:hAnsi="BIZ UDゴシック"/>
-                <w:color w:val="C00000"/>
-                <w:sz w:val="16"/>
-                <w:szCs w:val="16"/>
-              </w:rPr>
-              <w:t xml:space="preserve">左心室は全身へ血液を送り出すため、肺へ送る右心室より強い力（高い圧力）が必要だから。</w:t>
-            </w:r>
-          </w:p>
+          <w:tbl>
+            <w:tblPr>
+              <w:tblW w:type="dxa" w:w="9364"/>
+              <w:tblBorders>
+                <w:top w:val="none" w:color="FFFFFF" w:sz="0"/>
+                <w:left w:val="none" w:color="FFFFFF" w:sz="0"/>
+                <w:bottom w:val="none" w:color="FFFFFF" w:sz="0"/>
+                <w:right w:val="none" w:color="FFFFFF" w:sz="0"/>
+                <w:insideH w:val="none" w:color="FFFFFF" w:sz="0"/>
+                <w:insideV w:val="none" w:color="FFFFFF" w:sz="0"/>
+              </w:tblBorders>
+            </w:tblPr>
+            <w:tblGrid>
+              <w:gridCol w:w="6976"/>
+              <w:gridCol w:w="2388"/>
+            </w:tblGrid>
+            <w:tr>
+              <w:trPr>
+                <w:cantSplit/>
+              </w:trPr>
+              <w:tc>
+                <w:tcPr>
+                  <w:tcW w:type="dxa" w:w="6976"/>
+                  <w:tcBorders>
+                    <w:top w:val="none" w:color="FFFFFF" w:sz="0"/>
+                    <w:left w:val="none" w:color="FFFFFF" w:sz="0"/>
+                    <w:bottom w:val="none" w:color="FFFFFF" w:sz="0"/>
+                    <w:right w:val="none" w:color="FFFFFF" w:sz="0"/>
+                  </w:tcBorders>
+                  <w:tcMar>
+                    <w:top w:type="dxa" w:w="0"/>
+                    <w:left w:type="dxa" w:w="0"/>
+                    <w:bottom w:type="dxa" w:w="0"/>
+                    <w:right w:type="dxa" w:w="80"/>
+                  </w:tcMar>
+                  <w:vAlign w:val="top"/>
+                </w:tcPr>
+                <w:p>
+                  <w:pPr>
+                    <w:spacing w:after="0" w:before="0" w:line="260" w:lineRule="atLeast"/>
+                  </w:pPr>
+                  <w:r>
+                    <w:rPr>
+                      <w:rFonts w:ascii="BIZ UDゴシック" w:cs="BIZ UDゴシック" w:eastAsia="BIZ UDゴシック" w:hAnsi="BIZ UDゴシック"/>
+                      <w:sz w:val="18"/>
+                      <w:szCs w:val="18"/>
+                    </w:rPr>
+                    <w:t xml:space="preserve">◇</w:t>
+                  </w:r>
+                  <w:r>
+                    <w:rPr>
+                      <w:rFonts w:ascii="BIZ UDゴシック" w:cs="BIZ UDゴシック" w:eastAsia="BIZ UDゴシック" w:hAnsi="BIZ UDゴシック"/>
+                      <w:sz w:val="18"/>
+                      <w:szCs w:val="18"/>
+                    </w:rPr>
+                    <w:t xml:space="preserve">（ </w:t>
+                  </w:r>
+                  <w:r>
+                    <w:rPr>
+                      <w:rFonts w:ascii="BIZ UDゴシック" w:cs="BIZ UDゴシック" w:eastAsia="BIZ UDゴシック" w:hAnsi="BIZ UDゴシック"/>
+                      <w:b/>
+                      <w:bCs/>
+                      <w:color w:val="C00000"/>
+                      <w:sz w:val="18"/>
+                      <w:szCs w:val="18"/>
+                    </w:rPr>
+                    <w:t xml:space="preserve">心房</w:t>
+                  </w:r>
+                  <w:r>
+                    <w:rPr>
+                      <w:rFonts w:ascii="BIZ UDゴシック" w:cs="BIZ UDゴシック" w:eastAsia="BIZ UDゴシック" w:hAnsi="BIZ UDゴシック"/>
+                      <w:sz w:val="18"/>
+                      <w:szCs w:val="18"/>
+                    </w:rPr>
+                    <w:t xml:space="preserve"> ）</w:t>
+                  </w:r>
+                  <w:r>
+                    <w:rPr>
+                      <w:rFonts w:ascii="BIZ UDゴシック" w:cs="BIZ UDゴシック" w:eastAsia="BIZ UDゴシック" w:hAnsi="BIZ UDゴシック"/>
+                      <w:sz w:val="18"/>
+                      <w:szCs w:val="18"/>
+                    </w:rPr>
+                    <w:t xml:space="preserve">：肺や全身から戻ってきた血液を心室に送り出す。</w:t>
+                  </w:r>
+                </w:p>
+                <w:p>
+                  <w:pPr>
+                    <w:spacing w:after="0" w:before="0" w:line="260" w:lineRule="atLeast"/>
+                  </w:pPr>
+                  <w:r>
+                    <w:rPr>
+                      <w:rFonts w:ascii="BIZ UDゴシック" w:cs="BIZ UDゴシック" w:eastAsia="BIZ UDゴシック" w:hAnsi="BIZ UDゴシック"/>
+                      <w:sz w:val="18"/>
+                      <w:szCs w:val="18"/>
+                    </w:rPr>
+                    <w:t xml:space="preserve">◇</w:t>
+                  </w:r>
+                  <w:r>
+                    <w:rPr>
+                      <w:rFonts w:ascii="BIZ UDゴシック" w:cs="BIZ UDゴシック" w:eastAsia="BIZ UDゴシック" w:hAnsi="BIZ UDゴシック"/>
+                      <w:sz w:val="18"/>
+                      <w:szCs w:val="18"/>
+                    </w:rPr>
+                    <w:t xml:space="preserve">（ </w:t>
+                  </w:r>
+                  <w:r>
+                    <w:rPr>
+                      <w:rFonts w:ascii="BIZ UDゴシック" w:cs="BIZ UDゴシック" w:eastAsia="BIZ UDゴシック" w:hAnsi="BIZ UDゴシック"/>
+                      <w:b/>
+                      <w:bCs/>
+                      <w:color w:val="C00000"/>
+                      <w:sz w:val="18"/>
+                      <w:szCs w:val="18"/>
+                    </w:rPr>
+                    <w:t xml:space="preserve">心室</w:t>
+                  </w:r>
+                  <w:r>
+                    <w:rPr>
+                      <w:rFonts w:ascii="BIZ UDゴシック" w:cs="BIZ UDゴシック" w:eastAsia="BIZ UDゴシック" w:hAnsi="BIZ UDゴシック"/>
+                      <w:sz w:val="18"/>
+                      <w:szCs w:val="18"/>
+                    </w:rPr>
+                    <w:t xml:space="preserve"> ）</w:t>
+                  </w:r>
+                  <w:r>
+                    <w:rPr>
+                      <w:rFonts w:ascii="BIZ UDゴシック" w:cs="BIZ UDゴシック" w:eastAsia="BIZ UDゴシック" w:hAnsi="BIZ UDゴシック"/>
+                      <w:sz w:val="18"/>
+                      <w:szCs w:val="18"/>
+                    </w:rPr>
+                    <w:t xml:space="preserve">：肺や全身に血液を送り出す。</w:t>
+                  </w:r>
+                </w:p>
+                <w:p>
+                  <w:pPr>
+                    <w:spacing w:after="0" w:before="0" w:line="260" w:lineRule="atLeast"/>
+                  </w:pPr>
+                  <w:r>
+                    <w:rPr>
+                      <w:rFonts w:ascii="BIZ UDゴシック" w:cs="BIZ UDゴシック" w:eastAsia="BIZ UDゴシック" w:hAnsi="BIZ UDゴシック"/>
+                      <w:sz w:val="18"/>
+                      <w:szCs w:val="18"/>
+                    </w:rPr>
+                    <w:t xml:space="preserve">◇</w:t>
+                  </w:r>
+                  <w:r>
+                    <w:rPr>
+                      <w:rFonts w:ascii="BIZ UDゴシック" w:cs="BIZ UDゴシック" w:eastAsia="BIZ UDゴシック" w:hAnsi="BIZ UDゴシック"/>
+                      <w:sz w:val="18"/>
+                      <w:szCs w:val="18"/>
+                    </w:rPr>
+                    <w:t xml:space="preserve">（ </w:t>
+                  </w:r>
+                  <w:r>
+                    <w:rPr>
+                      <w:rFonts w:ascii="BIZ UDゴシック" w:cs="BIZ UDゴシック" w:eastAsia="BIZ UDゴシック" w:hAnsi="BIZ UDゴシック"/>
+                      <w:b/>
+                      <w:bCs/>
+                      <w:color w:val="C00000"/>
+                      <w:sz w:val="18"/>
+                      <w:szCs w:val="18"/>
+                    </w:rPr>
+                    <w:t xml:space="preserve">洞房結節</w:t>
+                  </w:r>
+                  <w:r>
+                    <w:rPr>
+                      <w:rFonts w:ascii="BIZ UDゴシック" w:cs="BIZ UDゴシック" w:eastAsia="BIZ UDゴシック" w:hAnsi="BIZ UDゴシック"/>
+                      <w:sz w:val="18"/>
+                      <w:szCs w:val="18"/>
+                    </w:rPr>
+                    <w:t xml:space="preserve"> ）</w:t>
+                  </w:r>
+                  <w:r>
+                    <w:rPr>
+                      <w:rFonts w:ascii="BIZ UDゴシック" w:cs="BIZ UDゴシック" w:eastAsia="BIZ UDゴシック" w:hAnsi="BIZ UDゴシック"/>
+                      <w:sz w:val="18"/>
+                      <w:szCs w:val="18"/>
+                    </w:rPr>
+                    <w:t xml:space="preserve">（ペースメーカー）：規則的な電気信号を</w:t>
+                  </w:r>
+                </w:p>
+                <w:p>
+                  <w:pPr>
+                    <w:spacing w:after="0" w:before="0" w:line="260" w:lineRule="atLeast"/>
+                  </w:pPr>
+                  <w:r>
+                    <w:rPr>
+                      <w:rFonts w:ascii="BIZ UDゴシック" w:cs="BIZ UDゴシック" w:eastAsia="BIZ UDゴシック" w:hAnsi="BIZ UDゴシック"/>
+                      <w:sz w:val="18"/>
+                      <w:szCs w:val="18"/>
+                    </w:rPr>
+                    <w:t xml:space="preserve">　発生し、収縮のリズムをつくる。</w:t>
+                  </w:r>
+                </w:p>
+                <w:p>
+                  <w:pPr>
+                    <w:spacing w:after="0" w:before="0" w:line="260" w:lineRule="atLeast"/>
+                  </w:pPr>
+                  <w:r>
+                    <w:rPr>
+                      <w:rFonts w:ascii="BIZ UDゴシック" w:cs="BIZ UDゴシック" w:eastAsia="BIZ UDゴシック" w:hAnsi="BIZ UDゴシック"/>
+                      <w:sz w:val="18"/>
+                      <w:szCs w:val="18"/>
+                    </w:rPr>
+                    <w:t xml:space="preserve">◇ 動脈は高い血圧に耐えるため壁が</w:t>
+                  </w:r>
+                  <w:r>
+                    <w:rPr>
+                      <w:rFonts w:ascii="BIZ UDゴシック" w:cs="BIZ UDゴシック" w:eastAsia="BIZ UDゴシック" w:hAnsi="BIZ UDゴシック"/>
+                      <w:sz w:val="18"/>
+                      <w:szCs w:val="18"/>
+                    </w:rPr>
+                    <w:t xml:space="preserve">（ </w:t>
+                  </w:r>
+                  <w:r>
+                    <w:rPr>
+                      <w:rFonts w:ascii="BIZ UDゴシック" w:cs="BIZ UDゴシック" w:eastAsia="BIZ UDゴシック" w:hAnsi="BIZ UDゴシック"/>
+                      <w:b/>
+                      <w:bCs/>
+                      <w:color w:val="C00000"/>
+                      <w:sz w:val="18"/>
+                      <w:szCs w:val="18"/>
+                    </w:rPr>
+                    <w:t xml:space="preserve">厚い</w:t>
+                  </w:r>
+                  <w:r>
+                    <w:rPr>
+                      <w:rFonts w:ascii="BIZ UDゴシック" w:cs="BIZ UDゴシック" w:eastAsia="BIZ UDゴシック" w:hAnsi="BIZ UDゴシック"/>
+                      <w:sz w:val="18"/>
+                      <w:szCs w:val="18"/>
+                    </w:rPr>
+                    <w:t xml:space="preserve"> ）</w:t>
+                  </w:r>
+                  <w:r>
+                    <w:rPr>
+                      <w:rFonts w:ascii="BIZ UDゴシック" w:cs="BIZ UDゴシック" w:eastAsia="BIZ UDゴシック" w:hAnsi="BIZ UDゴシック"/>
+                      <w:sz w:val="18"/>
+                      <w:szCs w:val="18"/>
+                    </w:rPr>
+                    <w:t xml:space="preserve">。</w:t>
+                  </w:r>
+                </w:p>
+                <w:p>
+                  <w:pPr>
+                    <w:spacing w:after="0" w:before="0" w:line="260" w:lineRule="atLeast"/>
+                  </w:pPr>
+                  <w:r>
+                    <w:rPr>
+                      <w:rFonts w:ascii="BIZ UDゴシック" w:cs="BIZ UDゴシック" w:eastAsia="BIZ UDゴシック" w:hAnsi="BIZ UDゴシック"/>
+                      <w:sz w:val="18"/>
+                      <w:szCs w:val="18"/>
+                    </w:rPr>
+                    <w:t xml:space="preserve">◇ 静脈には逆流を防ぐ</w:t>
+                  </w:r>
+                  <w:r>
+                    <w:rPr>
+                      <w:rFonts w:ascii="BIZ UDゴシック" w:cs="BIZ UDゴシック" w:eastAsia="BIZ UDゴシック" w:hAnsi="BIZ UDゴシック"/>
+                      <w:sz w:val="18"/>
+                      <w:szCs w:val="18"/>
+                    </w:rPr>
+                    <w:t xml:space="preserve">（ </w:t>
+                  </w:r>
+                  <w:r>
+                    <w:rPr>
+                      <w:rFonts w:ascii="BIZ UDゴシック" w:cs="BIZ UDゴシック" w:eastAsia="BIZ UDゴシック" w:hAnsi="BIZ UDゴシック"/>
+                      <w:b/>
+                      <w:bCs/>
+                      <w:color w:val="C00000"/>
+                      <w:sz w:val="18"/>
+                      <w:szCs w:val="18"/>
+                    </w:rPr>
+                    <w:t xml:space="preserve">弁</w:t>
+                  </w:r>
+                  <w:r>
+                    <w:rPr>
+                      <w:rFonts w:ascii="BIZ UDゴシック" w:cs="BIZ UDゴシック" w:eastAsia="BIZ UDゴシック" w:hAnsi="BIZ UDゴシック"/>
+                      <w:sz w:val="18"/>
+                      <w:szCs w:val="18"/>
+                    </w:rPr>
+                    <w:t xml:space="preserve"> ）</w:t>
+                  </w:r>
+                  <w:r>
+                    <w:rPr>
+                      <w:rFonts w:ascii="BIZ UDゴシック" w:cs="BIZ UDゴシック" w:eastAsia="BIZ UDゴシック" w:hAnsi="BIZ UDゴシック"/>
+                      <w:sz w:val="18"/>
+                      <w:szCs w:val="18"/>
+                    </w:rPr>
+                    <w:t xml:space="preserve">がある。</w:t>
+                  </w:r>
+                </w:p>
+                <w:p>
+                  <w:pPr>
+                    <w:spacing w:after="0" w:before="20" w:line="260" w:lineRule="atLeast"/>
+                  </w:pPr>
+                  <w:r>
+                    <w:rPr>
+                      <w:rFonts w:ascii="BIZ UDゴシック" w:cs="BIZ UDゴシック" w:eastAsia="BIZ UDゴシック" w:hAnsi="BIZ UDゴシック"/>
+                      <w:sz w:val="18"/>
+                      <w:szCs w:val="18"/>
+                    </w:rPr>
+                    <w:t xml:space="preserve">◇ 血液の流れ（右の図で確かめよう）</w:t>
+                  </w:r>
+                </w:p>
+                <w:p>
+                  <w:pPr>
+                    <w:spacing w:after="0" w:before="0" w:line="260" w:lineRule="atLeast"/>
+                  </w:pPr>
+                  <w:r>
+                    <w:rPr>
+                      <w:rFonts w:ascii="BIZ UDゴシック" w:cs="BIZ UDゴシック" w:eastAsia="BIZ UDゴシック" w:hAnsi="BIZ UDゴシック"/>
+                      <w:sz w:val="18"/>
+                      <w:szCs w:val="18"/>
+                    </w:rPr>
+                    <w:t xml:space="preserve">　肺循環：右心室→</w:t>
+                  </w:r>
+                  <w:r>
+                    <w:rPr>
+                      <w:rFonts w:ascii="BIZ UDゴシック" w:cs="BIZ UDゴシック" w:eastAsia="BIZ UDゴシック" w:hAnsi="BIZ UDゴシック"/>
+                      <w:sz w:val="18"/>
+                      <w:szCs w:val="18"/>
+                    </w:rPr>
+                    <w:t xml:space="preserve">（ </w:t>
+                  </w:r>
+                  <w:r>
+                    <w:rPr>
+                      <w:rFonts w:ascii="BIZ UDゴシック" w:cs="BIZ UDゴシック" w:eastAsia="BIZ UDゴシック" w:hAnsi="BIZ UDゴシック"/>
+                      <w:b/>
+                      <w:bCs/>
+                      <w:color w:val="C00000"/>
+                      <w:sz w:val="18"/>
+                      <w:szCs w:val="18"/>
+                    </w:rPr>
+                    <w:t xml:space="preserve">肺動脈</w:t>
+                  </w:r>
+                  <w:r>
+                    <w:rPr>
+                      <w:rFonts w:ascii="BIZ UDゴシック" w:cs="BIZ UDゴシック" w:eastAsia="BIZ UDゴシック" w:hAnsi="BIZ UDゴシック"/>
+                      <w:sz w:val="18"/>
+                      <w:szCs w:val="18"/>
+                    </w:rPr>
+                    <w:t xml:space="preserve"> ）</w:t>
+                  </w:r>
+                  <w:r>
+                    <w:rPr>
+                      <w:rFonts w:ascii="BIZ UDゴシック" w:cs="BIZ UDゴシック" w:eastAsia="BIZ UDゴシック" w:hAnsi="BIZ UDゴシック"/>
+                      <w:sz w:val="18"/>
+                      <w:szCs w:val="18"/>
+                    </w:rPr>
+                    <w:t xml:space="preserve">→肺→</w:t>
+                  </w:r>
+                  <w:r>
+                    <w:rPr>
+                      <w:rFonts w:ascii="BIZ UDゴシック" w:cs="BIZ UDゴシック" w:eastAsia="BIZ UDゴシック" w:hAnsi="BIZ UDゴシック"/>
+                      <w:sz w:val="18"/>
+                      <w:szCs w:val="18"/>
+                    </w:rPr>
+                    <w:t xml:space="preserve">（ </w:t>
+                  </w:r>
+                  <w:r>
+                    <w:rPr>
+                      <w:rFonts w:ascii="BIZ UDゴシック" w:cs="BIZ UDゴシック" w:eastAsia="BIZ UDゴシック" w:hAnsi="BIZ UDゴシック"/>
+                      <w:b/>
+                      <w:bCs/>
+                      <w:color w:val="C00000"/>
+                      <w:sz w:val="18"/>
+                      <w:szCs w:val="18"/>
+                    </w:rPr>
+                    <w:t xml:space="preserve">肺静脈</w:t>
+                  </w:r>
+                  <w:r>
+                    <w:rPr>
+                      <w:rFonts w:ascii="BIZ UDゴシック" w:cs="BIZ UDゴシック" w:eastAsia="BIZ UDゴシック" w:hAnsi="BIZ UDゴシック"/>
+                      <w:sz w:val="18"/>
+                      <w:szCs w:val="18"/>
+                    </w:rPr>
+                    <w:t xml:space="preserve"> ）</w:t>
+                  </w:r>
+                  <w:r>
+                    <w:rPr>
+                      <w:rFonts w:ascii="BIZ UDゴシック" w:cs="BIZ UDゴシック" w:eastAsia="BIZ UDゴシック" w:hAnsi="BIZ UDゴシック"/>
+                      <w:sz w:val="18"/>
+                      <w:szCs w:val="18"/>
+                    </w:rPr>
+                    <w:t xml:space="preserve">→左心房</w:t>
+                  </w:r>
+                </w:p>
+                <w:p>
+                  <w:pPr>
+                    <w:spacing w:after="0" w:before="0" w:line="260" w:lineRule="atLeast"/>
+                  </w:pPr>
+                  <w:r>
+                    <w:rPr>
+                      <w:rFonts w:ascii="BIZ UDゴシック" w:cs="BIZ UDゴシック" w:eastAsia="BIZ UDゴシック" w:hAnsi="BIZ UDゴシック"/>
+                      <w:sz w:val="18"/>
+                      <w:szCs w:val="18"/>
+                    </w:rPr>
+                    <w:t xml:space="preserve">　体循環：左心室→</w:t>
+                  </w:r>
+                  <w:r>
+                    <w:rPr>
+                      <w:rFonts w:ascii="BIZ UDゴシック" w:cs="BIZ UDゴシック" w:eastAsia="BIZ UDゴシック" w:hAnsi="BIZ UDゴシック"/>
+                      <w:sz w:val="18"/>
+                      <w:szCs w:val="18"/>
+                    </w:rPr>
+                    <w:t xml:space="preserve">（ </w:t>
+                  </w:r>
+                  <w:r>
+                    <w:rPr>
+                      <w:rFonts w:ascii="BIZ UDゴシック" w:cs="BIZ UDゴシック" w:eastAsia="BIZ UDゴシック" w:hAnsi="BIZ UDゴシック"/>
+                      <w:b/>
+                      <w:bCs/>
+                      <w:color w:val="C00000"/>
+                      <w:sz w:val="18"/>
+                      <w:szCs w:val="18"/>
+                    </w:rPr>
+                    <w:t xml:space="preserve">大動脈</w:t>
+                  </w:r>
+                  <w:r>
+                    <w:rPr>
+                      <w:rFonts w:ascii="BIZ UDゴシック" w:cs="BIZ UDゴシック" w:eastAsia="BIZ UDゴシック" w:hAnsi="BIZ UDゴシック"/>
+                      <w:sz w:val="18"/>
+                      <w:szCs w:val="18"/>
+                    </w:rPr>
+                    <w:t xml:space="preserve"> ）</w:t>
+                  </w:r>
+                  <w:r>
+                    <w:rPr>
+                      <w:rFonts w:ascii="BIZ UDゴシック" w:cs="BIZ UDゴシック" w:eastAsia="BIZ UDゴシック" w:hAnsi="BIZ UDゴシック"/>
+                      <w:sz w:val="18"/>
+                      <w:szCs w:val="18"/>
+                    </w:rPr>
+                    <w:t xml:space="preserve">→全身→</w:t>
+                  </w:r>
+                  <w:r>
+                    <w:rPr>
+                      <w:rFonts w:ascii="BIZ UDゴシック" w:cs="BIZ UDゴシック" w:eastAsia="BIZ UDゴシック" w:hAnsi="BIZ UDゴシック"/>
+                      <w:sz w:val="18"/>
+                      <w:szCs w:val="18"/>
+                    </w:rPr>
+                    <w:t xml:space="preserve">（ </w:t>
+                  </w:r>
+                  <w:r>
+                    <w:rPr>
+                      <w:rFonts w:ascii="BIZ UDゴシック" w:cs="BIZ UDゴシック" w:eastAsia="BIZ UDゴシック" w:hAnsi="BIZ UDゴシック"/>
+                      <w:b/>
+                      <w:bCs/>
+                      <w:color w:val="C00000"/>
+                      <w:sz w:val="18"/>
+                      <w:szCs w:val="18"/>
+                    </w:rPr>
+                    <w:t xml:space="preserve">大静脈</w:t>
+                  </w:r>
+                  <w:r>
+                    <w:rPr>
+                      <w:rFonts w:ascii="BIZ UDゴシック" w:cs="BIZ UDゴシック" w:eastAsia="BIZ UDゴシック" w:hAnsi="BIZ UDゴシック"/>
+                      <w:sz w:val="18"/>
+                      <w:szCs w:val="18"/>
+                    </w:rPr>
+                    <w:t xml:space="preserve"> ）</w:t>
+                  </w:r>
+                  <w:r>
+                    <w:rPr>
+                      <w:rFonts w:ascii="BIZ UDゴシック" w:cs="BIZ UDゴシック" w:eastAsia="BIZ UDゴシック" w:hAnsi="BIZ UDゴシック"/>
+                      <w:sz w:val="18"/>
+                      <w:szCs w:val="18"/>
+                    </w:rPr>
+                    <w:t xml:space="preserve">→右心房</w:t>
+                  </w:r>
+                </w:p>
+                <w:p>
+                  <w:pPr>
+                    <w:spacing w:after="0" w:before="60" w:line="260" w:lineRule="atLeast"/>
+                  </w:pPr>
+                  <w:r>
+                    <w:rPr>
+                      <w:rFonts w:ascii="BIZ UDゴシック" w:cs="BIZ UDゴシック" w:eastAsia="BIZ UDゴシック" w:hAnsi="BIZ UDゴシック"/>
+                      <w:b/>
+                      <w:bCs/>
+                      <w:color w:val="1F4E79"/>
+                      <w:sz w:val="18"/>
+                      <w:szCs w:val="18"/>
+                    </w:rPr>
+                    <w:t xml:space="preserve">考えよう</w:t>
+                  </w:r>
+                  <w:r>
+                    <w:rPr>
+                      <w:rFonts w:ascii="BIZ UDゴシック" w:cs="BIZ UDゴシック" w:eastAsia="BIZ UDゴシック" w:hAnsi="BIZ UDゴシック"/>
+                      <w:sz w:val="16"/>
+                      <w:szCs w:val="16"/>
+                    </w:rPr>
+                    <w:t xml:space="preserve">　左心室の壁が右心室より厚いのはなぜか。</w:t>
+                  </w:r>
+                </w:p>
+                <w:p>
+                  <w:pPr>
+                    <w:spacing w:after="0" w:before="0" w:line="300" w:lineRule="atLeast"/>
+                  </w:pPr>
+                  <w:r>
+                    <w:rPr>
+                      <w:rFonts w:ascii="BIZ UDゴシック" w:cs="BIZ UDゴシック" w:eastAsia="BIZ UDゴシック" w:hAnsi="BIZ UDゴシック"/>
+                      <w:color w:val="C00000"/>
+                      <w:sz w:val="16"/>
+                      <w:szCs w:val="16"/>
+                    </w:rPr>
+                    <w:t xml:space="preserve">左心室は全身へ血液を送り出すため、肺へ送る右心室より</w:t>
+                  </w:r>
+                </w:p>
+                <w:p>
+                  <w:pPr>
+                    <w:spacing w:after="0" w:before="0" w:line="300" w:lineRule="atLeast"/>
+                  </w:pPr>
+                  <w:r>
+                    <w:rPr>
+                      <w:rFonts w:ascii="BIZ UDゴシック" w:cs="BIZ UDゴシック" w:eastAsia="BIZ UDゴシック" w:hAnsi="BIZ UDゴシック"/>
+                      <w:color w:val="C00000"/>
+                      <w:sz w:val="16"/>
+                      <w:szCs w:val="16"/>
+                    </w:rPr>
+                    <w:t xml:space="preserve">強い力（高い圧力）が必要だから。</w:t>
+                  </w:r>
+                </w:p>
+              </w:tc>
+              <w:tc>
+                <w:tcPr>
+                  <w:tcW w:type="dxa" w:w="2388"/>
+                  <w:tcBorders>
+                    <w:top w:val="none" w:color="FFFFFF" w:sz="0"/>
+                    <w:left w:val="none" w:color="FFFFFF" w:sz="0"/>
+                    <w:bottom w:val="none" w:color="FFFFFF" w:sz="0"/>
+                    <w:right w:val="none" w:color="FFFFFF" w:sz="0"/>
+                  </w:tcBorders>
+                  <w:tcMar>
+                    <w:top w:type="dxa" w:w="0"/>
+                    <w:left w:type="dxa" w:w="60"/>
+                    <w:bottom w:type="dxa" w:w="0"/>
+                    <w:right w:type="dxa" w:w="60"/>
+                  </w:tcMar>
+                  <w:vAlign w:val="top"/>
+                </w:tcPr>
+                <w:p>
+                  <w:pPr>
+                    <w:spacing w:after="0" w:before="0" w:line="240" w:lineRule="auto"/>
+                    <w:jc w:val="center"/>
+                  </w:pPr>
+                  <w:r>
+                    <w:drawing>
+                      <wp:inline distT="0" distB="0" distL="0" distR="0">
+                        <wp:extent cx="1438275" cy="1971675"/>
+                        <wp:effectExtent t="0" r="0" b="0" l="0"/>
+                        <wp:docPr id="1" name="" descr="" title=""/>
+                        <wp:cNvGraphicFramePr>
+                          <a:graphicFrameLocks xmlns:a="http://schemas.openxmlformats.org/drawingml/2006/main" noChangeAspect="1"/>
+                        </wp:cNvGraphicFramePr>
+                        <a:graphic xmlns:a="http://schemas.openxmlformats.org/drawingml/2006/main">
+                          <a:graphicData uri="http://schemas.openxmlformats.org/drawingml/2006/picture">
+                            <pic:pic xmlns:pic="http://schemas.openxmlformats.org/drawingml/2006/picture">
+                              <pic:nvPicPr>
+                                <pic:cNvPr id="0" name="" descr=""/>
+                                <pic:cNvPicPr>
+                                  <a:picLocks noChangeAspect="1" noChangeArrowheads="1"/>
+                                </pic:cNvPicPr>
+                              </pic:nvPicPr>
+                              <pic:blipFill>
+                                <a:blip r:embed="rId7" cstate="none"/>
+                                <a:srcRect/>
+                                <a:stretch>
+                                  <a:fillRect/>
+                                </a:stretch>
+                              </pic:blipFill>
+                              <pic:spPr bwMode="auto">
+                                <a:xfrm>
+                                  <a:off x="0" y="0"/>
+                                  <a:ext cx="1438275" cy="1971675"/>
+                                </a:xfrm>
+                                <a:prstGeom prst="rect">
+                                  <a:avLst/>
+                                </a:prstGeom>
+                              </pic:spPr>
+                            </pic:pic>
+                          </a:graphicData>
+                        </a:graphic>
+                      </wp:inline>
+                    </w:drawing>
+                  </w:r>
+                </w:p>
+                <w:p>
+                  <w:pPr>
+                    <w:spacing w:after="0" w:before="0" w:line="260" w:lineRule="atLeast"/>
+                    <w:jc w:val="center"/>
+                  </w:pPr>
+                  <w:r>
+                    <w:rPr>
+                      <w:rFonts w:ascii="BIZ UDゴシック" w:cs="BIZ UDゴシック" w:eastAsia="BIZ UDゴシック" w:hAnsi="BIZ UDゴシック"/>
+                      <w:sz w:val="14"/>
+                      <w:szCs w:val="14"/>
+                    </w:rPr>
+                    <w:t xml:space="preserve">図　ヒトの循環系</w:t>
+                  </w:r>
+                </w:p>
+              </w:tc>
+            </w:tr>
+          </w:tbl>
+          <w:p/>
         </w:tc>
       </w:tr>
     </w:tbl>
     <w:p>
       <w:pPr>
-        <w:spacing w:after="0" w:before="0" w:line="20"/>
+        <w:spacing w:after="0" w:before="0" w:line="20" w:lineRule="atLeast"/>
       </w:pPr>
       <w:r>
         <w:rPr>
